--- a/src/main/resources/templates/PhieuBaoDamQSDD.docx
+++ b/src/main/resources/templates/PhieuBaoDamQSDD.docx
@@ -158,7 +158,7 @@
                 </mc:Choice>
                 <mc:Fallback>
                   <w:pict>
-                    <v:line w14:anchorId="10BEADC2" id="Straight Connector 1" o:spid="_x0000_s1026" style="position:absolute;z-index:251658752;visibility:visible;mso-wrap-style:square;mso-wrap-distance-left:9pt;mso-wrap-distance-top:0;mso-wrap-distance-right:9pt;mso-wrap-distance-bottom:0;mso-position-horizontal:absolute;mso-position-horizontal-relative:text;mso-position-vertical:absolute;mso-position-vertical-relative:text" from="63.7pt,.9pt" to="216.1pt,.9pt" o:gfxdata="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" strokecolor="#4579b8 [3044]"/>
+                    <v:line w14:anchorId="10057773" id="Straight Connector 1" o:spid="_x0000_s1026" style="position:absolute;z-index:251658752;visibility:visible;mso-wrap-style:square;mso-wrap-distance-left:9pt;mso-wrap-distance-top:0;mso-wrap-distance-right:9pt;mso-wrap-distance-bottom:0;mso-position-horizontal:absolute;mso-position-horizontal-relative:text;mso-position-vertical:absolute;mso-position-vertical-relative:text" from="63.7pt,.9pt" to="216.1pt,.9pt" o:gfxdata="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" strokecolor="#4579b8 [3044]"/>
                   </w:pict>
                 </mc:Fallback>
               </mc:AlternateContent>
@@ -5002,104 +5002,8 @@
           <w:szCs w:val="24"/>
         </w:rPr>
       </w:pPr>
-    </w:p>
-    <w:p>
-      <w:pPr>
-        <w:spacing w:after="0" w:line="240" w:lineRule="auto"/>
-        <w:ind w:firstLine="720"/>
-        <w:jc w:val="center"/>
-        <w:rPr>
-          <w:rFonts w:eastAsia="Times New Roman" w:cs="Times New Roman"/>
-          <w:i/>
-          <w:iCs/>
-          <w:sz w:val="24"/>
-          <w:szCs w:val="24"/>
-        </w:rPr>
-      </w:pPr>
-    </w:p>
-    <w:p>
-      <w:pPr>
-        <w:spacing w:after="0" w:line="240" w:lineRule="auto"/>
-        <w:ind w:firstLine="720"/>
-        <w:jc w:val="center"/>
-        <w:rPr>
-          <w:rFonts w:eastAsia="Times New Roman" w:cs="Times New Roman"/>
-          <w:i/>
-          <w:iCs/>
-          <w:sz w:val="24"/>
-          <w:szCs w:val="24"/>
-        </w:rPr>
-      </w:pPr>
-    </w:p>
-    <w:p>
-      <w:pPr>
-        <w:spacing w:after="0" w:line="240" w:lineRule="auto"/>
-        <w:ind w:firstLine="720"/>
-        <w:jc w:val="center"/>
-        <w:rPr>
-          <w:rFonts w:eastAsia="Times New Roman" w:cs="Times New Roman"/>
-          <w:i/>
-          <w:iCs/>
-          <w:sz w:val="24"/>
-          <w:szCs w:val="24"/>
-        </w:rPr>
-      </w:pPr>
-    </w:p>
-    <w:p>
-      <w:pPr>
-        <w:spacing w:after="0" w:line="240" w:lineRule="auto"/>
-        <w:ind w:firstLine="720"/>
-        <w:jc w:val="center"/>
-        <w:rPr>
-          <w:rFonts w:eastAsia="Times New Roman" w:cs="Times New Roman"/>
-          <w:i/>
-          <w:iCs/>
-          <w:sz w:val="24"/>
-          <w:szCs w:val="24"/>
-        </w:rPr>
-      </w:pPr>
-    </w:p>
-    <w:p>
-      <w:pPr>
-        <w:spacing w:after="0" w:line="240" w:lineRule="auto"/>
-        <w:ind w:firstLine="720"/>
-        <w:jc w:val="center"/>
-        <w:rPr>
-          <w:rFonts w:eastAsia="Times New Roman" w:cs="Times New Roman"/>
-          <w:i/>
-          <w:iCs/>
-          <w:sz w:val="24"/>
-          <w:szCs w:val="24"/>
-        </w:rPr>
-      </w:pPr>
-    </w:p>
-    <w:p>
-      <w:pPr>
-        <w:spacing w:after="0" w:line="240" w:lineRule="auto"/>
-        <w:ind w:firstLine="720"/>
-        <w:jc w:val="center"/>
-        <w:rPr>
-          <w:rFonts w:eastAsia="Times New Roman" w:cs="Times New Roman"/>
-          <w:i/>
-          <w:iCs/>
-          <w:sz w:val="24"/>
-          <w:szCs w:val="24"/>
-        </w:rPr>
-      </w:pPr>
-    </w:p>
-    <w:p>
-      <w:pPr>
-        <w:spacing w:after="0" w:line="240" w:lineRule="auto"/>
-        <w:ind w:firstLine="720"/>
-        <w:jc w:val="center"/>
-        <w:rPr>
-          <w:rFonts w:eastAsia="Times New Roman" w:cs="Times New Roman"/>
-          <w:i/>
-          <w:iCs/>
-          <w:sz w:val="24"/>
-          <w:szCs w:val="24"/>
-        </w:rPr>
-      </w:pPr>
+      <w:bookmarkStart w:id="0" w:name="_GoBack"/>
+      <w:bookmarkEnd w:id="0"/>
     </w:p>
     <w:p>
       <w:pPr>
@@ -5112,8 +5016,6 @@
           <w:szCs w:val="24"/>
         </w:rPr>
       </w:pPr>
-      <w:bookmarkStart w:id="0" w:name="_GoBack"/>
-      <w:bookmarkEnd w:id="0"/>
     </w:p>
     <w:p>
       <w:pPr>
@@ -6424,7 +6326,7 @@
 </file>
 
 <file path=customXml/itemProps1.xml><?xml version="1.0" encoding="utf-8"?>
-<ds:datastoreItem xmlns:ds="http://schemas.openxmlformats.org/officeDocument/2006/customXml" ds:itemID="{54AAD686-AF9C-49CC-953A-5E0E302A746F}">
+<ds:datastoreItem xmlns:ds="http://schemas.openxmlformats.org/officeDocument/2006/customXml" ds:itemID="{8100914F-BD22-48C0-B6B2-C9E06DC86711}">
   <ds:schemaRefs>
     <ds:schemaRef ds:uri="http://schemas.openxmlformats.org/officeDocument/2006/bibliography"/>
   </ds:schemaRefs>

--- a/src/main/resources/templates/PhieuBaoDamQSDD.docx
+++ b/src/main/resources/templates/PhieuBaoDamQSDD.docx
@@ -13,8 +13,8 @@
         <w:tblLook w:val="04A0" w:firstRow="1" w:lastRow="0" w:firstColumn="1" w:lastColumn="0" w:noHBand="0" w:noVBand="1"/>
       </w:tblPr>
       <w:tblGrid>
-        <w:gridCol w:w="5697"/>
-        <w:gridCol w:w="4381"/>
+        <w:gridCol w:w="6191"/>
+        <w:gridCol w:w="3887"/>
       </w:tblGrid>
       <w:tr>
         <w:trPr>
@@ -23,7 +23,7 @@
         </w:trPr>
         <w:tc>
           <w:tcPr>
-            <w:tcW w:w="5863" w:type="dxa"/>
+            <w:tcW w:w="6191" w:type="dxa"/>
             <w:vMerge w:val="restart"/>
             <w:tcBorders>
               <w:top w:val="single" w:sz="8" w:space="0" w:color="auto"/>
@@ -109,18 +109,18 @@
               <mc:AlternateContent>
                 <mc:Choice Requires="wps">
                   <w:drawing>
-                    <wp:anchor distT="0" distB="0" distL="114300" distR="114300" simplePos="0" relativeHeight="251658752" behindDoc="0" locked="0" layoutInCell="1" allowOverlap="1" wp14:anchorId="717C912D" wp14:editId="7D2B7787">
+                    <wp:anchor distT="0" distB="0" distL="114300" distR="114300" simplePos="0" relativeHeight="251659264" behindDoc="0" locked="0" layoutInCell="1" allowOverlap="1" wp14:anchorId="1EB07585" wp14:editId="375212F0">
                       <wp:simplePos x="0" y="0"/>
                       <wp:positionH relativeFrom="column">
-                        <wp:posOffset>808990</wp:posOffset>
+                        <wp:posOffset>957580</wp:posOffset>
                       </wp:positionH>
                       <wp:positionV relativeFrom="paragraph">
-                        <wp:posOffset>11430</wp:posOffset>
+                        <wp:posOffset>59055</wp:posOffset>
                       </wp:positionV>
-                      <wp:extent cx="1935480" cy="0"/>
-                      <wp:effectExtent l="0" t="0" r="0" b="0"/>
+                      <wp:extent cx="1943100" cy="0"/>
+                      <wp:effectExtent l="0" t="0" r="19050" b="19050"/>
                       <wp:wrapNone/>
-                      <wp:docPr id="793198950" name="Straight Connector 1"/>
+                      <wp:docPr id="1" name="Straight Connector 1"/>
                       <wp:cNvGraphicFramePr/>
                       <a:graphic xmlns:a="http://schemas.openxmlformats.org/drawingml/2006/main">
                         <a:graphicData uri="http://schemas.microsoft.com/office/word/2010/wordprocessingShape">
@@ -129,7 +129,7 @@
                             <wps:spPr>
                               <a:xfrm>
                                 <a:off x="0" y="0"/>
-                                <a:ext cx="1935480" cy="0"/>
+                                <a:ext cx="1943100" cy="0"/>
                               </a:xfrm>
                               <a:prstGeom prst="line">
                                 <a:avLst/>
@@ -137,13 +137,13 @@
                             </wps:spPr>
                             <wps:style>
                               <a:lnRef idx="1">
-                                <a:schemeClr val="accent1"/>
+                                <a:schemeClr val="dk1"/>
                               </a:lnRef>
                               <a:fillRef idx="0">
-                                <a:schemeClr val="accent1"/>
+                                <a:schemeClr val="dk1"/>
                               </a:fillRef>
                               <a:effectRef idx="0">
-                                <a:schemeClr val="accent1"/>
+                                <a:schemeClr val="dk1"/>
                               </a:effectRef>
                               <a:fontRef idx="minor">
                                 <a:schemeClr val="tx1"/>
@@ -158,7 +158,7 @@
                 </mc:Choice>
                 <mc:Fallback>
                   <w:pict>
-                    <v:line w14:anchorId="10057773" id="Straight Connector 1" o:spid="_x0000_s1026" style="position:absolute;z-index:251658752;visibility:visible;mso-wrap-style:square;mso-wrap-distance-left:9pt;mso-wrap-distance-top:0;mso-wrap-distance-right:9pt;mso-wrap-distance-bottom:0;mso-position-horizontal:absolute;mso-position-horizontal-relative:text;mso-position-vertical:absolute;mso-position-vertical-relative:text" from="63.7pt,.9pt" to="216.1pt,.9pt" o:gfxdata="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" strokecolor="#4579b8 [3044]"/>
+                    <v:line w14:anchorId="5EC971B8" id="Straight Connector 1" o:spid="_x0000_s1026" style="position:absolute;z-index:251659264;visibility:visible;mso-wrap-style:square;mso-wrap-distance-left:9pt;mso-wrap-distance-top:0;mso-wrap-distance-right:9pt;mso-wrap-distance-bottom:0;mso-position-horizontal:absolute;mso-position-horizontal-relative:text;mso-position-vertical:absolute;mso-position-vertical-relative:text" from="75.4pt,4.65pt" to="228.4pt,4.65pt" o:gfxdata="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" strokecolor="black [3040]"/>
                   </w:pict>
                 </mc:Fallback>
               </mc:AlternateContent>
@@ -286,7 +286,7 @@
         </w:tc>
         <w:tc>
           <w:tcPr>
-            <w:tcW w:w="4536" w:type="dxa"/>
+            <w:tcW w:w="3887" w:type="dxa"/>
             <w:tcBorders>
               <w:top w:val="single" w:sz="8" w:space="0" w:color="auto"/>
               <w:left w:val="single" w:sz="8" w:space="0" w:color="auto"/>
@@ -327,7 +327,7 @@
         </w:trPr>
         <w:tc>
           <w:tcPr>
-            <w:tcW w:w="5863" w:type="dxa"/>
+            <w:tcW w:w="6191" w:type="dxa"/>
             <w:vMerge/>
             <w:tcBorders>
               <w:top w:val="single" w:sz="8" w:space="0" w:color="auto"/>
@@ -352,7 +352,7 @@
         </w:tc>
         <w:tc>
           <w:tcPr>
-            <w:tcW w:w="4536" w:type="dxa"/>
+            <w:tcW w:w="3887" w:type="dxa"/>
             <w:tcBorders>
               <w:top w:val="single" w:sz="8" w:space="0" w:color="auto"/>
               <w:left w:val="single" w:sz="8" w:space="0" w:color="auto"/>
@@ -964,6 +964,15 @@
             <w:r>
               <w:rPr>
                 <w:rFonts w:cs="Times New Roman"/>
+                <w:spacing w:val="8"/>
+                <w:sz w:val="24"/>
+                <w:szCs w:val="24"/>
+              </w:rPr>
+              <w:t>/HĐTC</w:t>
+            </w:r>
+            <w:r>
+              <w:rPr>
+                <w:rFonts w:cs="Times New Roman"/>
                 <w:sz w:val="24"/>
                 <w:szCs w:val="24"/>
               </w:rPr>
@@ -1186,7 +1195,13 @@
               <w:rPr>
                 <w:sz w:val="24"/>
               </w:rPr>
-              <w:t xml:space="preserve">Năm sinh: </w:t>
+              <w:t>Ngày</w:t>
+            </w:r>
+            <w:r>
+              <w:rPr>
+                <w:sz w:val="24"/>
+              </w:rPr>
+              <w:t xml:space="preserve"> sinh: </w:t>
             </w:r>
             <w:r>
               <w:rPr>
@@ -1972,26 +1987,26 @@
                 <w:sz w:val="24"/>
                 <w:szCs w:val="24"/>
               </w:rPr>
+              <w:t>□ Chứng minh nhân dân/Căn cước công dân/Chứng minh quân đội</w:t>
+            </w:r>
+          </w:p>
+          <w:p>
+            <w:pPr>
+              <w:spacing w:after="0" w:line="240" w:lineRule="auto"/>
+              <w:rPr>
+                <w:rFonts w:eastAsia="Times New Roman" w:cs="Times New Roman"/>
+                <w:color w:val="222222"/>
+                <w:sz w:val="24"/>
+                <w:szCs w:val="24"/>
+              </w:rPr>
+            </w:pPr>
+            <w:r>
+              <w:rPr>
+                <w:rFonts w:ascii="Segoe UI Symbol" w:eastAsia="Times New Roman" w:hAnsi="Segoe UI Symbol" w:cs="Segoe UI Symbol"/>
+                <w:sz w:val="24"/>
+                <w:szCs w:val="24"/>
+              </w:rPr>
               <w:lastRenderedPageBreak/>
-              <w:t>□ Chứng minh nhân dân/Căn cước công dân/Chứng minh quân đội</w:t>
-            </w:r>
-          </w:p>
-          <w:p>
-            <w:pPr>
-              <w:spacing w:after="0" w:line="240" w:lineRule="auto"/>
-              <w:rPr>
-                <w:rFonts w:eastAsia="Times New Roman" w:cs="Times New Roman"/>
-                <w:color w:val="222222"/>
-                <w:sz w:val="24"/>
-                <w:szCs w:val="24"/>
-              </w:rPr>
-            </w:pPr>
-            <w:r>
-              <w:rPr>
-                <w:rFonts w:ascii="Segoe UI Symbol" w:eastAsia="Times New Roman" w:hAnsi="Segoe UI Symbol" w:cs="Segoe UI Symbol"/>
-                <w:sz w:val="24"/>
-                <w:szCs w:val="24"/>
-              </w:rPr>
               <w:t>☑</w:t>
             </w:r>
             <w:r>
@@ -2639,27 +2654,7 @@
                 <w:sz w:val="24"/>
                 <w:szCs w:val="24"/>
               </w:rPr>
-              <w:t>, s</w:t>
-            </w:r>
-            <w:r>
-              <w:rPr>
-                <w:rFonts w:eastAsia="Times New Roman" w:cs="Times New Roman"/>
-                <w:i/>
-                <w:iCs/>
-                <w:sz w:val="24"/>
-                <w:szCs w:val="24"/>
-              </w:rPr>
-              <w:t>ố vào sổ</w:t>
-            </w:r>
-            <w:r>
-              <w:rPr>
-                <w:rFonts w:eastAsia="Times New Roman" w:cs="Times New Roman"/>
-                <w:i/>
-                <w:iCs/>
-                <w:sz w:val="24"/>
-                <w:szCs w:val="24"/>
-              </w:rPr>
-              <w:t>: </w:t>
+              <w:t xml:space="preserve">, </w:t>
             </w:r>
             <w:r>
               <w:rPr>
@@ -3786,25 +3781,33 @@
                 <w:sz w:val="24"/>
                 <w:szCs w:val="24"/>
               </w:rPr>
+              <w:t>(ii)</w:t>
+            </w:r>
+            <w:r>
+              <w:rPr>
+                <w:rFonts w:eastAsia="Times New Roman" w:cs="Times New Roman"/>
+                <w:color w:val="222222"/>
+                <w:sz w:val="24"/>
+                <w:szCs w:val="24"/>
+              </w:rPr>
+              <w:t> </w:t>
+            </w:r>
+            <w:r>
+              <w:rPr>
+                <w:rFonts w:eastAsia="Times New Roman" w:cs="Times New Roman"/>
+                <w:sz w:val="24"/>
+                <w:szCs w:val="24"/>
+              </w:rPr>
+              <w:t xml:space="preserve">Mô tả nhà ở hình thành trong tương lai, tài sản khác gắn liền với đất hình thành trong tương </w:t>
+            </w:r>
+            <w:r>
+              <w:rPr>
+                <w:rFonts w:eastAsia="Times New Roman" w:cs="Times New Roman"/>
+                <w:sz w:val="24"/>
+                <w:szCs w:val="24"/>
+              </w:rPr>
               <w:lastRenderedPageBreak/>
-              <w:t>(ii)</w:t>
-            </w:r>
-            <w:r>
-              <w:rPr>
-                <w:rFonts w:eastAsia="Times New Roman" w:cs="Times New Roman"/>
-                <w:color w:val="222222"/>
-                <w:sz w:val="24"/>
-                <w:szCs w:val="24"/>
-              </w:rPr>
-              <w:t> </w:t>
-            </w:r>
-            <w:r>
-              <w:rPr>
-                <w:rFonts w:eastAsia="Times New Roman" w:cs="Times New Roman"/>
-                <w:sz w:val="24"/>
-                <w:szCs w:val="24"/>
-              </w:rPr>
-              <w:t>Mô tả nhà ở hình thành trong tương lai, tài sản khác gắn liền với đất hình thành trong tương lai:……………………………</w:t>
+              <w:t>lai:……………………………</w:t>
             </w:r>
           </w:p>
           <w:p>
@@ -4312,7 +4315,27 @@
                 <w:szCs w:val="24"/>
                 <w:highlight w:val="white"/>
               </w:rPr>
-              <w:t xml:space="preserve">- Giấy chứng nhận quyền sử dụng đất </w:t>
+              <w:t>-</w:t>
+            </w:r>
+            <w:bookmarkStart w:id="0" w:name="_GoBack"/>
+            <w:bookmarkEnd w:id="0"/>
+            <w:r>
+              <w:rPr>
+                <w:rFonts w:cs="Times New Roman"/>
+                <w:sz w:val="24"/>
+                <w:szCs w:val="24"/>
+                <w:highlight w:val="white"/>
+              </w:rPr>
+              <w:t>{{ndnb}}</w:t>
+            </w:r>
+            <w:r>
+              <w:rPr>
+                <w:rFonts w:cs="Times New Roman"/>
+                <w:sz w:val="24"/>
+                <w:szCs w:val="24"/>
+                <w:highlight w:val="white"/>
+              </w:rPr>
+              <w:t xml:space="preserve"> </w:t>
             </w:r>
           </w:p>
           <w:p>
@@ -5002,8 +5025,104 @@
           <w:szCs w:val="24"/>
         </w:rPr>
       </w:pPr>
-      <w:bookmarkStart w:id="0" w:name="_GoBack"/>
-      <w:bookmarkEnd w:id="0"/>
+    </w:p>
+    <w:p>
+      <w:pPr>
+        <w:spacing w:after="0" w:line="240" w:lineRule="auto"/>
+        <w:ind w:firstLine="720"/>
+        <w:jc w:val="center"/>
+        <w:rPr>
+          <w:rFonts w:eastAsia="Times New Roman" w:cs="Times New Roman"/>
+          <w:i/>
+          <w:iCs/>
+          <w:sz w:val="24"/>
+          <w:szCs w:val="24"/>
+        </w:rPr>
+      </w:pPr>
+    </w:p>
+    <w:p>
+      <w:pPr>
+        <w:spacing w:after="0" w:line="240" w:lineRule="auto"/>
+        <w:ind w:firstLine="720"/>
+        <w:jc w:val="center"/>
+        <w:rPr>
+          <w:rFonts w:eastAsia="Times New Roman" w:cs="Times New Roman"/>
+          <w:i/>
+          <w:iCs/>
+          <w:sz w:val="24"/>
+          <w:szCs w:val="24"/>
+        </w:rPr>
+      </w:pPr>
+    </w:p>
+    <w:p>
+      <w:pPr>
+        <w:spacing w:after="0" w:line="240" w:lineRule="auto"/>
+        <w:ind w:firstLine="720"/>
+        <w:jc w:val="center"/>
+        <w:rPr>
+          <w:rFonts w:eastAsia="Times New Roman" w:cs="Times New Roman"/>
+          <w:i/>
+          <w:iCs/>
+          <w:sz w:val="24"/>
+          <w:szCs w:val="24"/>
+        </w:rPr>
+      </w:pPr>
+    </w:p>
+    <w:p>
+      <w:pPr>
+        <w:spacing w:after="0" w:line="240" w:lineRule="auto"/>
+        <w:ind w:firstLine="720"/>
+        <w:jc w:val="center"/>
+        <w:rPr>
+          <w:rFonts w:eastAsia="Times New Roman" w:cs="Times New Roman"/>
+          <w:i/>
+          <w:iCs/>
+          <w:sz w:val="24"/>
+          <w:szCs w:val="24"/>
+        </w:rPr>
+      </w:pPr>
+    </w:p>
+    <w:p>
+      <w:pPr>
+        <w:spacing w:after="0" w:line="240" w:lineRule="auto"/>
+        <w:ind w:firstLine="720"/>
+        <w:jc w:val="center"/>
+        <w:rPr>
+          <w:rFonts w:eastAsia="Times New Roman" w:cs="Times New Roman"/>
+          <w:i/>
+          <w:iCs/>
+          <w:sz w:val="24"/>
+          <w:szCs w:val="24"/>
+        </w:rPr>
+      </w:pPr>
+    </w:p>
+    <w:p>
+      <w:pPr>
+        <w:spacing w:after="0" w:line="240" w:lineRule="auto"/>
+        <w:ind w:firstLine="720"/>
+        <w:jc w:val="center"/>
+        <w:rPr>
+          <w:rFonts w:eastAsia="Times New Roman" w:cs="Times New Roman"/>
+          <w:i/>
+          <w:iCs/>
+          <w:sz w:val="24"/>
+          <w:szCs w:val="24"/>
+        </w:rPr>
+      </w:pPr>
+    </w:p>
+    <w:p>
+      <w:pPr>
+        <w:spacing w:after="0" w:line="240" w:lineRule="auto"/>
+        <w:ind w:firstLine="720"/>
+        <w:jc w:val="center"/>
+        <w:rPr>
+          <w:rFonts w:eastAsia="Times New Roman" w:cs="Times New Roman"/>
+          <w:i/>
+          <w:iCs/>
+          <w:sz w:val="24"/>
+          <w:szCs w:val="24"/>
+        </w:rPr>
+      </w:pPr>
     </w:p>
     <w:p>
       <w:pPr>
@@ -5038,6 +5157,7 @@
           <w:sz w:val="24"/>
           <w:szCs w:val="24"/>
         </w:rPr>
+        <w:lastRenderedPageBreak/>
         <w:t>QUẢN TÀI VIÊN/DOANH NGHIỆP QUẢN LÝ, THANH LÝ TÀI SẢN</w:t>
       </w:r>
     </w:p>
@@ -6326,7 +6446,7 @@
 </file>
 
 <file path=customXml/itemProps1.xml><?xml version="1.0" encoding="utf-8"?>
-<ds:datastoreItem xmlns:ds="http://schemas.openxmlformats.org/officeDocument/2006/customXml" ds:itemID="{8100914F-BD22-48C0-B6B2-C9E06DC86711}">
+<ds:datastoreItem xmlns:ds="http://schemas.openxmlformats.org/officeDocument/2006/customXml" ds:itemID="{6E2F7A17-3166-42A8-B977-71E2C4F2B280}">
   <ds:schemaRefs>
     <ds:schemaRef ds:uri="http://schemas.openxmlformats.org/officeDocument/2006/bibliography"/>
   </ds:schemaRefs>

--- a/src/main/resources/templates/PhieuBaoDamQSDD.docx
+++ b/src/main/resources/templates/PhieuBaoDamQSDD.docx
@@ -158,7 +158,7 @@
                 </mc:Choice>
                 <mc:Fallback>
                   <w:pict>
-                    <v:line w14:anchorId="5EC971B8" id="Straight Connector 1" o:spid="_x0000_s1026" style="position:absolute;z-index:251659264;visibility:visible;mso-wrap-style:square;mso-wrap-distance-left:9pt;mso-wrap-distance-top:0;mso-wrap-distance-right:9pt;mso-wrap-distance-bottom:0;mso-position-horizontal:absolute;mso-position-horizontal-relative:text;mso-position-vertical:absolute;mso-position-vertical-relative:text" from="75.4pt,4.65pt" to="228.4pt,4.65pt" o:gfxdata="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" strokecolor="black [3040]"/>
+                    <v:line w14:anchorId="62080CE5" id="Straight Connector 1" o:spid="_x0000_s1026" style="position:absolute;z-index:251659264;visibility:visible;mso-wrap-style:square;mso-wrap-distance-left:9pt;mso-wrap-distance-top:0;mso-wrap-distance-right:9pt;mso-wrap-distance-bottom:0;mso-position-horizontal:absolute;mso-position-horizontal-relative:text;mso-position-vertical:absolute;mso-position-vertical-relative:text" from="75.4pt,4.65pt" to="228.4pt,4.65pt" o:gfxdata="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" strokecolor="black [3040]"/>
                   </w:pict>
                 </mc:Fallback>
               </mc:AlternateContent>
@@ -1195,13 +1195,15 @@
               <w:rPr>
                 <w:sz w:val="24"/>
               </w:rPr>
-              <w:t>Ngày</w:t>
-            </w:r>
-            <w:r>
-              <w:rPr>
-                <w:sz w:val="24"/>
-              </w:rPr>
-              <w:t xml:space="preserve"> sinh: </w:t>
+              <w:t>Sinh ngày</w:t>
+            </w:r>
+            <w:bookmarkStart w:id="0" w:name="_GoBack"/>
+            <w:bookmarkEnd w:id="0"/>
+            <w:r>
+              <w:rPr>
+                <w:sz w:val="24"/>
+              </w:rPr>
+              <w:t xml:space="preserve">: </w:t>
             </w:r>
             <w:r>
               <w:rPr>
@@ -4317,8 +4319,6 @@
               </w:rPr>
               <w:t>-</w:t>
             </w:r>
-            <w:bookmarkStart w:id="0" w:name="_GoBack"/>
-            <w:bookmarkEnd w:id="0"/>
             <w:r>
               <w:rPr>
                 <w:rFonts w:cs="Times New Roman"/>
@@ -6446,7 +6446,7 @@
 </file>
 
 <file path=customXml/itemProps1.xml><?xml version="1.0" encoding="utf-8"?>
-<ds:datastoreItem xmlns:ds="http://schemas.openxmlformats.org/officeDocument/2006/customXml" ds:itemID="{6E2F7A17-3166-42A8-B977-71E2C4F2B280}">
+<ds:datastoreItem xmlns:ds="http://schemas.openxmlformats.org/officeDocument/2006/customXml" ds:itemID="{41F197AD-318E-4416-BEC3-B9A5E7C45A4D}">
   <ds:schemaRefs>
     <ds:schemaRef ds:uri="http://schemas.openxmlformats.org/officeDocument/2006/bibliography"/>
   </ds:schemaRefs>

--- a/src/main/resources/templates/PhieuBaoDamQSDD.docx
+++ b/src/main/resources/templates/PhieuBaoDamQSDD.docx
@@ -158,7 +158,7 @@
                 </mc:Choice>
                 <mc:Fallback>
                   <w:pict>
-                    <v:line w14:anchorId="62080CE5" id="Straight Connector 1" o:spid="_x0000_s1026" style="position:absolute;z-index:251659264;visibility:visible;mso-wrap-style:square;mso-wrap-distance-left:9pt;mso-wrap-distance-top:0;mso-wrap-distance-right:9pt;mso-wrap-distance-bottom:0;mso-position-horizontal:absolute;mso-position-horizontal-relative:text;mso-position-vertical:absolute;mso-position-vertical-relative:text" from="75.4pt,4.65pt" to="228.4pt,4.65pt" o:gfxdata="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" strokecolor="black [3040]"/>
+                    <v:line w14:anchorId="1E390C48" id="Straight Connector 1" o:spid="_x0000_s1026" style="position:absolute;z-index:251659264;visibility:visible;mso-wrap-style:square;mso-wrap-distance-left:9pt;mso-wrap-distance-top:0;mso-wrap-distance-right:9pt;mso-wrap-distance-bottom:0;mso-position-horizontal:absolute;mso-position-horizontal-relative:text;mso-position-vertical:absolute;mso-position-vertical-relative:text" from="75.4pt,4.65pt" to="228.4pt,4.65pt" o:gfxdata="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" strokecolor="black [3040]"/>
                   </w:pict>
                 </mc:Fallback>
               </mc:AlternateContent>
@@ -577,6 +577,7 @@
               <w:spacing w:after="0" w:line="240" w:lineRule="auto"/>
               <w:rPr>
                 <w:rFonts w:eastAsia="Times New Roman" w:cs="Times New Roman"/>
+                <w:b/>
                 <w:color w:val="222222"/>
                 <w:sz w:val="24"/>
                 <w:szCs w:val="24"/>
@@ -586,6 +587,7 @@
             <w:r>
               <w:rPr>
                 <w:rFonts w:eastAsia="Times New Roman" w:cs="Times New Roman"/>
+                <w:b/>
                 <w:sz w:val="24"/>
                 <w:szCs w:val="24"/>
               </w:rPr>
@@ -893,31 +895,13 @@
               <w:spacing w:after="0" w:line="340" w:lineRule="exact"/>
               <w:jc w:val="both"/>
               <w:rPr>
-                <w:rFonts w:cs="Times New Roman"/>
-                <w:sz w:val="24"/>
-                <w:szCs w:val="24"/>
-                <w:highlight w:val="white"/>
-              </w:rPr>
-            </w:pPr>
-            <w:r>
-              <w:rPr>
                 <w:rFonts w:eastAsia="Times New Roman" w:cs="Times New Roman"/>
                 <w:b/>
                 <w:bCs/>
                 <w:sz w:val="24"/>
                 <w:szCs w:val="24"/>
               </w:rPr>
-              <w:t>2.</w:t>
-            </w:r>
-            <w:r>
-              <w:rPr>
-                <w:rFonts w:eastAsia="Times New Roman" w:cs="Times New Roman"/>
-                <w:color w:val="222222"/>
-                <w:sz w:val="24"/>
-                <w:szCs w:val="24"/>
-              </w:rPr>
-              <w:t> </w:t>
-            </w:r>
+            </w:pPr>
             <w:r>
               <w:rPr>
                 <w:rFonts w:eastAsia="Times New Roman" w:cs="Times New Roman"/>
@@ -926,8 +910,39 @@
                 <w:sz w:val="24"/>
                 <w:szCs w:val="24"/>
               </w:rPr>
+              <w:t>2.</w:t>
+            </w:r>
+            <w:r>
+              <w:rPr>
+                <w:rFonts w:eastAsia="Times New Roman" w:cs="Times New Roman"/>
+                <w:color w:val="222222"/>
+                <w:sz w:val="24"/>
+                <w:szCs w:val="24"/>
+              </w:rPr>
+              <w:t> </w:t>
+            </w:r>
+            <w:r>
+              <w:rPr>
+                <w:rFonts w:eastAsia="Times New Roman" w:cs="Times New Roman"/>
+                <w:b/>
+                <w:bCs/>
+                <w:sz w:val="24"/>
+                <w:szCs w:val="24"/>
+              </w:rPr>
               <w:t>Hợp đồng bảo đảm: </w:t>
             </w:r>
+          </w:p>
+          <w:p>
+            <w:pPr>
+              <w:spacing w:after="0" w:line="340" w:lineRule="exact"/>
+              <w:jc w:val="both"/>
+              <w:rPr>
+                <w:rFonts w:cs="Times New Roman"/>
+                <w:sz w:val="24"/>
+                <w:szCs w:val="24"/>
+                <w:highlight w:val="white"/>
+              </w:rPr>
+            </w:pPr>
             <w:r>
               <w:rPr>
                 <w:rFonts w:cs="Times New Roman"/>
@@ -1089,14 +1104,16 @@
               <w:spacing w:after="0" w:line="240" w:lineRule="auto"/>
               <w:rPr>
                 <w:rFonts w:eastAsia="Times New Roman" w:cs="Times New Roman"/>
-                <w:color w:val="222222"/>
-                <w:sz w:val="24"/>
-                <w:szCs w:val="24"/>
-              </w:rPr>
-            </w:pPr>
-            <w:r>
-              <w:rPr>
-                <w:rFonts w:eastAsia="Times New Roman" w:cs="Times New Roman"/>
+                <w:b/>
+                <w:color w:val="222222"/>
+                <w:sz w:val="24"/>
+                <w:szCs w:val="24"/>
+              </w:rPr>
+            </w:pPr>
+            <w:r>
+              <w:rPr>
+                <w:rFonts w:eastAsia="Times New Roman" w:cs="Times New Roman"/>
+                <w:b/>
                 <w:sz w:val="24"/>
                 <w:szCs w:val="24"/>
               </w:rPr>
@@ -1105,6 +1122,7 @@
             <w:r>
               <w:rPr>
                 <w:rFonts w:eastAsia="Times New Roman" w:cs="Times New Roman"/>
+                <w:b/>
                 <w:color w:val="222222"/>
                 <w:sz w:val="24"/>
                 <w:szCs w:val="24"/>
@@ -1114,6 +1132,7 @@
             <w:r>
               <w:rPr>
                 <w:rFonts w:eastAsia="Times New Roman" w:cs="Times New Roman"/>
+                <w:b/>
                 <w:sz w:val="24"/>
                 <w:szCs w:val="24"/>
               </w:rPr>
@@ -1197,8 +1216,6 @@
               </w:rPr>
               <w:t>Sinh ngày</w:t>
             </w:r>
-            <w:bookmarkStart w:id="0" w:name="_GoBack"/>
-            <w:bookmarkEnd w:id="0"/>
             <w:r>
               <w:rPr>
                 <w:sz w:val="24"/>
@@ -1375,12 +1392,17 @@
             <w:pPr>
               <w:spacing w:after="0" w:line="240" w:lineRule="auto"/>
               <w:rPr>
-                <w:rFonts w:eastAsia="Times New Roman" w:cs="Times New Roman"/>
-                <w:color w:val="222222"/>
-                <w:sz w:val="24"/>
-                <w:szCs w:val="24"/>
-              </w:rPr>
-            </w:pPr>
+                <w:sz w:val="24"/>
+                <w:szCs w:val="24"/>
+              </w:rPr>
+            </w:pPr>
+            <w:r>
+              <w:rPr>
+                <w:sz w:val="24"/>
+                <w:szCs w:val="24"/>
+              </w:rPr>
+              <w:t>CC/</w:t>
+            </w:r>
             <w:r>
               <w:rPr>
                 <w:sz w:val="24"/>
@@ -1416,7 +1438,25 @@
                 <w:sz w:val="24"/>
                 <w:szCs w:val="24"/>
               </w:rPr>
-              <w:t>; Nơi cấ</w:t>
+              <w:t xml:space="preserve">; </w:t>
+            </w:r>
+          </w:p>
+          <w:p>
+            <w:pPr>
+              <w:spacing w:after="0" w:line="240" w:lineRule="auto"/>
+              <w:rPr>
+                <w:rFonts w:eastAsia="Times New Roman" w:cs="Times New Roman"/>
+                <w:color w:val="222222"/>
+                <w:sz w:val="24"/>
+                <w:szCs w:val="24"/>
+              </w:rPr>
+            </w:pPr>
+            <w:r>
+              <w:rPr>
+                <w:sz w:val="24"/>
+                <w:szCs w:val="24"/>
+              </w:rPr>
+              <w:t>Nơi cấ</w:t>
             </w:r>
             <w:r>
               <w:rPr>
@@ -1683,6 +1723,22 @@
                 <w:sz w:val="24"/>
               </w:rPr>
               <w:t>{{ntbdd10}}</w:t>
+            </w:r>
+          </w:p>
+          <w:p>
+            <w:pPr>
+              <w:spacing w:after="0"/>
+              <w:rPr>
+                <w:rFonts w:eastAsia="Times New Roman" w:cs="Times New Roman"/>
+                <w:sz w:val="24"/>
+              </w:rPr>
+            </w:pPr>
+            <w:r>
+              <w:rPr>
+                <w:rFonts w:eastAsia="Times New Roman" w:cs="Times New Roman"/>
+                <w:sz w:val="24"/>
+              </w:rPr>
+              <w:t>{{ntbdd10s}}</w:t>
             </w:r>
           </w:p>
           <w:p>
@@ -1839,11 +1895,12 @@
               <w:rPr>
                 <w:rStyle w:val="Vnbnnidung5"/>
                 <w:rFonts w:cs="Times New Roman"/>
+                <w:b/>
                 <w:sz w:val="24"/>
                 <w:szCs w:val="24"/>
                 <w:highlight w:val="white"/>
               </w:rPr>
-              <w:t xml:space="preserve"> </w:t>
+              <w:t>QUỸ TÍN DỤNG NHÂN DÂN THÁI HỌC</w:t>
             </w:r>
             <w:r>
               <w:rPr>
@@ -1854,36 +1911,26 @@
                 <w:szCs w:val="24"/>
                 <w:highlight w:val="white"/>
               </w:rPr>
-              <w:t>QUỸ TÍN DỤNG NHÂN DÂN THÁI HỌC</w:t>
-            </w:r>
-            <w:r>
+              <w:t>{{pgd}}</w:t>
+            </w:r>
+          </w:p>
+          <w:p>
+            <w:pPr>
+              <w:spacing w:after="0" w:line="240" w:lineRule="auto"/>
               <w:rPr>
                 <w:rStyle w:val="Vnbnnidung5"/>
                 <w:rFonts w:cs="Times New Roman"/>
-                <w:b/>
-                <w:sz w:val="24"/>
-                <w:szCs w:val="24"/>
-                <w:highlight w:val="white"/>
-              </w:rPr>
-              <w:t>{{pgd}}</w:t>
-            </w:r>
-          </w:p>
-          <w:p>
-            <w:pPr>
-              <w:spacing w:after="0" w:line="240" w:lineRule="auto"/>
-              <w:rPr>
-                <w:rStyle w:val="Vnbnnidung5"/>
-                <w:rFonts w:cs="Times New Roman"/>
-                <w:sz w:val="24"/>
-                <w:szCs w:val="24"/>
-              </w:rPr>
-            </w:pPr>
-            <w:r>
-              <w:rPr>
-                <w:rFonts w:eastAsia="Times New Roman" w:cs="Times New Roman"/>
-                <w:sz w:val="24"/>
-                <w:szCs w:val="24"/>
-              </w:rPr>
+                <w:sz w:val="24"/>
+                <w:szCs w:val="24"/>
+              </w:rPr>
+            </w:pPr>
+            <w:r>
+              <w:rPr>
+                <w:rFonts w:eastAsia="Times New Roman" w:cs="Times New Roman"/>
+                <w:sz w:val="24"/>
+                <w:szCs w:val="24"/>
+              </w:rPr>
+              <w:lastRenderedPageBreak/>
               <w:t>4.2.</w:t>
             </w:r>
             <w:r>
@@ -2008,7 +2055,6 @@
                 <w:sz w:val="24"/>
                 <w:szCs w:val="24"/>
               </w:rPr>
-              <w:lastRenderedPageBreak/>
               <w:t>☑</w:t>
             </w:r>
             <w:r>
@@ -2311,11 +2357,9 @@
             </w:r>
             <w:r>
               <w:rPr>
-                <w:rFonts w:eastAsia="Times New Roman" w:cs="Times New Roman"/>
-                <w:sz w:val="24"/>
-                <w:szCs w:val="24"/>
-              </w:rPr>
-              <w:t>□</w:t>
+                <w:rFonts w:ascii="Segoe UI Symbol" w:hAnsi="Segoe UI Symbol" w:cs="Segoe UI Symbol"/>
+              </w:rPr>
+              <w:t>☑</w:t>
             </w:r>
           </w:p>
           <w:p>
@@ -3682,6 +3726,7 @@
                 <w:sz w:val="24"/>
                 <w:szCs w:val="24"/>
               </w:rPr>
+              <w:lastRenderedPageBreak/>
               <w:t>……………………………….</w:t>
             </w:r>
           </w:p>
@@ -3800,16 +3845,7 @@
                 <w:sz w:val="24"/>
                 <w:szCs w:val="24"/>
               </w:rPr>
-              <w:t xml:space="preserve">Mô tả nhà ở hình thành trong tương lai, tài sản khác gắn liền với đất hình thành trong tương </w:t>
-            </w:r>
-            <w:r>
-              <w:rPr>
-                <w:rFonts w:eastAsia="Times New Roman" w:cs="Times New Roman"/>
-                <w:sz w:val="24"/>
-                <w:szCs w:val="24"/>
-              </w:rPr>
-              <w:lastRenderedPageBreak/>
-              <w:t>lai:……………………………</w:t>
+              <w:t>Mô tả nhà ở hình thành trong tương lai, tài sản khác gắn liền với đất hình thành trong tương lai:……………………………</w:t>
             </w:r>
           </w:p>
           <w:p>
@@ -4285,14 +4321,16 @@
               <w:spacing w:after="0" w:line="240" w:lineRule="auto"/>
               <w:rPr>
                 <w:rFonts w:eastAsia="Times New Roman" w:cs="Times New Roman"/>
-                <w:color w:val="222222"/>
-                <w:sz w:val="24"/>
-                <w:szCs w:val="24"/>
-              </w:rPr>
-            </w:pPr>
-            <w:r>
-              <w:rPr>
-                <w:rFonts w:eastAsia="Times New Roman" w:cs="Times New Roman"/>
+                <w:b/>
+                <w:color w:val="222222"/>
+                <w:sz w:val="24"/>
+                <w:szCs w:val="24"/>
+              </w:rPr>
+            </w:pPr>
+            <w:r>
+              <w:rPr>
+                <w:rFonts w:eastAsia="Times New Roman" w:cs="Times New Roman"/>
+                <w:b/>
                 <w:sz w:val="24"/>
                 <w:szCs w:val="24"/>
               </w:rPr>
@@ -4464,11 +4502,17 @@
             </w:pPr>
             <w:r>
               <w:rPr>
-                <w:rFonts w:eastAsia="Times New Roman" w:cs="Times New Roman"/>
-                <w:sz w:val="24"/>
-                <w:szCs w:val="24"/>
-              </w:rPr>
-              <w:t>□ Nhận trực tiếp tại cơ quan đăng ký</w:t>
+                <w:rFonts w:ascii="Segoe UI Symbol" w:hAnsi="Segoe UI Symbol" w:cs="Segoe UI Symbol"/>
+              </w:rPr>
+              <w:t>☑</w:t>
+            </w:r>
+            <w:r>
+              <w:rPr>
+                <w:rFonts w:eastAsia="Times New Roman" w:cs="Times New Roman"/>
+                <w:sz w:val="24"/>
+                <w:szCs w:val="24"/>
+              </w:rPr>
+              <w:t> Nhận trực tiếp tại cơ quan đăng ký</w:t>
             </w:r>
           </w:p>
           <w:p>
@@ -5057,89 +5101,6 @@
     <w:p>
       <w:pPr>
         <w:spacing w:after="0" w:line="240" w:lineRule="auto"/>
-        <w:ind w:firstLine="720"/>
-        <w:jc w:val="center"/>
-        <w:rPr>
-          <w:rFonts w:eastAsia="Times New Roman" w:cs="Times New Roman"/>
-          <w:i/>
-          <w:iCs/>
-          <w:sz w:val="24"/>
-          <w:szCs w:val="24"/>
-        </w:rPr>
-      </w:pPr>
-    </w:p>
-    <w:p>
-      <w:pPr>
-        <w:spacing w:after="0" w:line="240" w:lineRule="auto"/>
-        <w:ind w:firstLine="720"/>
-        <w:jc w:val="center"/>
-        <w:rPr>
-          <w:rFonts w:eastAsia="Times New Roman" w:cs="Times New Roman"/>
-          <w:i/>
-          <w:iCs/>
-          <w:sz w:val="24"/>
-          <w:szCs w:val="24"/>
-        </w:rPr>
-      </w:pPr>
-    </w:p>
-    <w:p>
-      <w:pPr>
-        <w:spacing w:after="0" w:line="240" w:lineRule="auto"/>
-        <w:ind w:firstLine="720"/>
-        <w:jc w:val="center"/>
-        <w:rPr>
-          <w:rFonts w:eastAsia="Times New Roman" w:cs="Times New Roman"/>
-          <w:i/>
-          <w:iCs/>
-          <w:sz w:val="24"/>
-          <w:szCs w:val="24"/>
-        </w:rPr>
-      </w:pPr>
-    </w:p>
-    <w:p>
-      <w:pPr>
-        <w:spacing w:after="0" w:line="240" w:lineRule="auto"/>
-        <w:ind w:firstLine="720"/>
-        <w:jc w:val="center"/>
-        <w:rPr>
-          <w:rFonts w:eastAsia="Times New Roman" w:cs="Times New Roman"/>
-          <w:i/>
-          <w:iCs/>
-          <w:sz w:val="24"/>
-          <w:szCs w:val="24"/>
-        </w:rPr>
-      </w:pPr>
-    </w:p>
-    <w:p>
-      <w:pPr>
-        <w:spacing w:after="0" w:line="240" w:lineRule="auto"/>
-        <w:ind w:firstLine="720"/>
-        <w:jc w:val="center"/>
-        <w:rPr>
-          <w:rFonts w:eastAsia="Times New Roman" w:cs="Times New Roman"/>
-          <w:i/>
-          <w:iCs/>
-          <w:sz w:val="24"/>
-          <w:szCs w:val="24"/>
-        </w:rPr>
-      </w:pPr>
-    </w:p>
-    <w:p>
-      <w:pPr>
-        <w:spacing w:after="0" w:line="240" w:lineRule="auto"/>
-        <w:rPr>
-          <w:rFonts w:eastAsia="Times New Roman" w:cs="Times New Roman"/>
-          <w:b/>
-          <w:color w:val="222222"/>
-          <w:sz w:val="24"/>
-          <w:szCs w:val="24"/>
-        </w:rPr>
-      </w:pPr>
-    </w:p>
-    <w:p>
-      <w:pPr>
-        <w:spacing w:after="0" w:line="240" w:lineRule="auto"/>
-        <w:ind w:firstLine="720"/>
         <w:jc w:val="center"/>
         <w:rPr>
           <w:rFonts w:eastAsia="Times New Roman" w:cs="Times New Roman"/>
@@ -5149,6 +5110,8 @@
           <w:szCs w:val="24"/>
         </w:rPr>
       </w:pPr>
+      <w:bookmarkStart w:id="0" w:name="_GoBack"/>
+      <w:bookmarkEnd w:id="0"/>
       <w:r>
         <w:rPr>
           <w:rFonts w:eastAsia="Times New Roman" w:cs="Times New Roman"/>
@@ -5157,7 +5120,6 @@
           <w:sz w:val="24"/>
           <w:szCs w:val="24"/>
         </w:rPr>
-        <w:lastRenderedPageBreak/>
         <w:t>QUẢN TÀI VIÊN/DOANH NGHIỆP QUẢN LÝ, THANH LÝ TÀI SẢN</w:t>
       </w:r>
     </w:p>
@@ -5206,6 +5168,7 @@
           <w:sz w:val="24"/>
           <w:szCs w:val="24"/>
         </w:rPr>
+        <w:lastRenderedPageBreak/>
         <w:t>Ký, ghi rõ họ tên, chức danh (nếu có), đóng dấu (nếu có)</w:t>
       </w:r>
     </w:p>
@@ -6153,6 +6116,17 @@
       <w:szCs w:val="18"/>
     </w:rPr>
   </w:style>
+  <w:style w:type="paragraph" w:styleId="ListParagraph">
+    <w:name w:val="List Paragraph"/>
+    <w:basedOn w:val="Normal"/>
+    <w:uiPriority w:val="34"/>
+    <w:qFormat/>
+    <w:rsid w:val="00043A12"/>
+    <w:pPr>
+      <w:ind w:left="720"/>
+      <w:contextualSpacing/>
+    </w:pPr>
+  </w:style>
 </w:styles>
 </file>
 
@@ -6446,7 +6420,7 @@
 </file>
 
 <file path=customXml/itemProps1.xml><?xml version="1.0" encoding="utf-8"?>
-<ds:datastoreItem xmlns:ds="http://schemas.openxmlformats.org/officeDocument/2006/customXml" ds:itemID="{41F197AD-318E-4416-BEC3-B9A5E7C45A4D}">
+<ds:datastoreItem xmlns:ds="http://schemas.openxmlformats.org/officeDocument/2006/customXml" ds:itemID="{D2DEE20E-D6C5-49C4-83F8-33CFFF33DD49}">
   <ds:schemaRefs>
     <ds:schemaRef ds:uri="http://schemas.openxmlformats.org/officeDocument/2006/bibliography"/>
   </ds:schemaRefs>

--- a/src/main/resources/templates/PhieuBaoDamQSDD.docx
+++ b/src/main/resources/templates/PhieuBaoDamQSDD.docx
@@ -158,7 +158,7 @@
                 </mc:Choice>
                 <mc:Fallback>
                   <w:pict>
-                    <v:line w14:anchorId="1E390C48" id="Straight Connector 1" o:spid="_x0000_s1026" style="position:absolute;z-index:251659264;visibility:visible;mso-wrap-style:square;mso-wrap-distance-left:9pt;mso-wrap-distance-top:0;mso-wrap-distance-right:9pt;mso-wrap-distance-bottom:0;mso-position-horizontal:absolute;mso-position-horizontal-relative:text;mso-position-vertical:absolute;mso-position-vertical-relative:text" from="75.4pt,4.65pt" to="228.4pt,4.65pt" o:gfxdata="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" strokecolor="black [3040]"/>
+                    <v:line w14:anchorId="6C3CAD6B" id="Straight Connector 1" o:spid="_x0000_s1026" style="position:absolute;z-index:251659264;visibility:visible;mso-wrap-style:square;mso-wrap-distance-left:9pt;mso-wrap-distance-top:0;mso-wrap-distance-right:9pt;mso-wrap-distance-bottom:0;mso-position-horizontal:absolute;mso-position-horizontal-relative:text;mso-position-vertical:absolute;mso-position-vertical-relative:text" from="75.4pt,4.65pt" to="228.4pt,4.65pt" o:gfxdata="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" strokecolor="black [3040]"/>
                   </w:pict>
                 </mc:Fallback>
               </mc:AlternateContent>
@@ -849,8 +849,10 @@
                 <w:sz w:val="24"/>
                 <w:szCs w:val="24"/>
               </w:rPr>
-              <w:t>(nếu có):……………. </w:t>
-            </w:r>
+              <w:t xml:space="preserve">(nếu có):…  </w:t>
+            </w:r>
+            <w:bookmarkStart w:id="0" w:name="_GoBack"/>
+            <w:bookmarkEnd w:id="0"/>
             <w:r>
               <w:rPr>
                 <w:rFonts w:eastAsia="Times New Roman" w:cs="Times New Roman"/>
@@ -867,7 +869,17 @@
                 <w:sz w:val="24"/>
                 <w:szCs w:val="24"/>
               </w:rPr>
-              <w:t>(nếu có):………………..</w:t>
+              <w:t>(nếu có):</w:t>
+            </w:r>
+            <w:r>
+              <w:rPr>
+                <w:rFonts w:eastAsia="Times New Roman" w:cs="Times New Roman"/>
+                <w:i/>
+                <w:iCs/>
+                <w:sz w:val="24"/>
+                <w:szCs w:val="24"/>
+              </w:rPr>
+              <w:t xml:space="preserve"> chinhcomhut@gmail.com</w:t>
             </w:r>
           </w:p>
         </w:tc>
@@ -5101,6 +5113,34 @@
     <w:p>
       <w:pPr>
         <w:spacing w:after="0" w:line="240" w:lineRule="auto"/>
+        <w:ind w:firstLine="720"/>
+        <w:jc w:val="center"/>
+        <w:rPr>
+          <w:rFonts w:eastAsia="Times New Roman" w:cs="Times New Roman"/>
+          <w:i/>
+          <w:iCs/>
+          <w:sz w:val="24"/>
+          <w:szCs w:val="24"/>
+        </w:rPr>
+      </w:pPr>
+    </w:p>
+    <w:p>
+      <w:pPr>
+        <w:spacing w:after="0" w:line="240" w:lineRule="auto"/>
+        <w:ind w:firstLine="720"/>
+        <w:jc w:val="center"/>
+        <w:rPr>
+          <w:rFonts w:eastAsia="Times New Roman" w:cs="Times New Roman"/>
+          <w:i/>
+          <w:iCs/>
+          <w:sz w:val="24"/>
+          <w:szCs w:val="24"/>
+        </w:rPr>
+      </w:pPr>
+    </w:p>
+    <w:p>
+      <w:pPr>
+        <w:spacing w:after="0" w:line="240" w:lineRule="auto"/>
         <w:jc w:val="center"/>
         <w:rPr>
           <w:rFonts w:eastAsia="Times New Roman" w:cs="Times New Roman"/>
@@ -5110,8 +5150,6 @@
           <w:szCs w:val="24"/>
         </w:rPr>
       </w:pPr>
-      <w:bookmarkStart w:id="0" w:name="_GoBack"/>
-      <w:bookmarkEnd w:id="0"/>
       <w:r>
         <w:rPr>
           <w:rFonts w:eastAsia="Times New Roman" w:cs="Times New Roman"/>
@@ -5120,6 +5158,7 @@
           <w:sz w:val="24"/>
           <w:szCs w:val="24"/>
         </w:rPr>
+        <w:lastRenderedPageBreak/>
         <w:t>QUẢN TÀI VIÊN/DOANH NGHIỆP QUẢN LÝ, THANH LÝ TÀI SẢN</w:t>
       </w:r>
     </w:p>
@@ -5168,7 +5207,6 @@
           <w:sz w:val="24"/>
           <w:szCs w:val="24"/>
         </w:rPr>
-        <w:lastRenderedPageBreak/>
         <w:t>Ký, ghi rõ họ tên, chức danh (nếu có), đóng dấu (nếu có)</w:t>
       </w:r>
     </w:p>
@@ -6420,7 +6458,7 @@
 </file>
 
 <file path=customXml/itemProps1.xml><?xml version="1.0" encoding="utf-8"?>
-<ds:datastoreItem xmlns:ds="http://schemas.openxmlformats.org/officeDocument/2006/customXml" ds:itemID="{D2DEE20E-D6C5-49C4-83F8-33CFFF33DD49}">
+<ds:datastoreItem xmlns:ds="http://schemas.openxmlformats.org/officeDocument/2006/customXml" ds:itemID="{7C8497EE-EC12-44E2-B57A-EC9D38387D3A}">
   <ds:schemaRefs>
     <ds:schemaRef ds:uri="http://schemas.openxmlformats.org/officeDocument/2006/bibliography"/>
   </ds:schemaRefs>
